--- a/downloads/documents/05 Materials/Unit 05/Slides/Slides 05.15 - Upcycle Challenge Design Brief.docx
+++ b/downloads/documents/05 Materials/Unit 05/Slides/Slides 05.15 - Upcycle Challenge Design Brief.docx
@@ -6,9 +6,9 @@
       <w:pPr>
         <w:pStyle w:val="Heading1"/>
       </w:pPr>
-      <w:bookmarkStart w:id="20" w:name="Xd62be1a93249352fb421c778037cbc0f6128022"/>
-      <w:r>
-        <w:t xml:space="preserve">Slides 05.15: Upcycle Challenge Design Brief</w:t>
+      <w:bookmarkStart w:id="20" w:name="X3b9a0b2b1f0f0523db0ce1df9317c3bd35d6a83"/>
+      <w:r>
+        <w:t xml:space="preserve">Slides 5.15: Upcycle Challenge Design Brief</w:t>
       </w:r>
       <w:bookmarkEnd w:id="20"/>
     </w:p>

--- a/downloads/documents/05 Materials/Unit 05/Slides/Slides 05.15 - Upcycle Challenge Design Brief.docx
+++ b/downloads/documents/05 Materials/Unit 05/Slides/Slides 05.15 - Upcycle Challenge Design Brief.docx
@@ -703,7 +703,7 @@
         <w:t xml:space="preserve"> </w:t>
       </w:r>
       <w:r>
-        <w:t xml:space="preserve">The rubric scores how well it is made and whether somebody would use it. Not how hard the idea was.</w:t>
+        <w:t xml:space="preserve">The rubric scores how well it is made and whether somebody would use it, not how hard the idea was.</w:t>
       </w:r>
     </w:p>
     <w:p>
@@ -782,10 +782,10 @@
         <w:rPr>
           <w:b/>
         </w:rPr>
-        <w:t xml:space="preserve">at least two of the taught joins (hand stitches or a machine seam)</w:t>
-      </w:r>
-      <w:r>
-        <w:t xml:space="preserve">: running, backstitch, whipstitch, button.</w:t>
+        <w:t xml:space="preserve">at least two of the taught joins</w:t>
+      </w:r>
+      <w:r>
+        <w:t xml:space="preserve">: running stitch, backstitch, whipstitch, or button. A machine seam counts too.</w:t>
       </w:r>
     </w:p>
     <w:p>
